--- a/06_산출물_문서/2계층_절차서/QP-704_품질_인식_관리.docx
+++ b/06_산출물_문서/2계층_절차서/QP-704_품질_인식_관리.docx
@@ -270,11 +270,11 @@
     </w:p>
     <w:tbl>
       <w:tblPr>
-        <w:tblW w:w="8788" w:type="dxa"/>
         <w:tblCellMar>
           <w:left w:w="108" w:type="dxa"/>
           <w:right w:w="108" w:type="dxa"/>
         </w:tblCellMar>
+        <w:tblW w:w="8788" w:type="dxa"/>
         <w:tblBorders>
           <w:top w:val="single" w:sz="4" w:color="2E74B5" w:space="0"/>
           <w:left w:val="single" w:sz="4" w:color="2E74B5" w:space="0"/>
@@ -294,13 +294,13 @@
         <w:tc>
           <w:tcPr>
             <w:tcW w:w="1500" w:type="dxa"/>
-            <w:shd w:val="clear" w:color="auto" w:fill="D9D9D9"/>
-            <w:tcMar>
-              <w:top w:w="60" w:type="dxa"/>
-              <w:left w:w="120" w:type="dxa"/>
-              <w:bottom w:w="60" w:type="dxa"/>
-              <w:right w:w="120" w:type="dxa"/>
-            </w:tcMar>
+            <w:tcMar>
+              <w:top w:w="60" w:type="dxa"/>
+              <w:left w:w="120" w:type="dxa"/>
+              <w:bottom w:w="60" w:type="dxa"/>
+              <w:right w:w="120" w:type="dxa"/>
+            </w:tcMar>
+            <w:shd w:val="clear" w:color="auto" w:fill="DEEAF1"/>
           </w:tcPr>
           <w:p>
             <w:pPr>
@@ -320,13 +320,13 @@
         <w:tc>
           <w:tcPr>
             <w:tcW w:w="2800" w:type="dxa"/>
-            <w:shd w:val="clear" w:color="auto" w:fill="D9D9D9"/>
-            <w:tcMar>
-              <w:top w:w="60" w:type="dxa"/>
-              <w:left w:w="120" w:type="dxa"/>
-              <w:bottom w:w="60" w:type="dxa"/>
-              <w:right w:w="120" w:type="dxa"/>
-            </w:tcMar>
+            <w:tcMar>
+              <w:top w:w="60" w:type="dxa"/>
+              <w:left w:w="120" w:type="dxa"/>
+              <w:bottom w:w="60" w:type="dxa"/>
+              <w:right w:w="120" w:type="dxa"/>
+            </w:tcMar>
+            <w:shd w:val="clear" w:color="auto" w:fill="DEEAF1"/>
           </w:tcPr>
           <w:p>
             <w:pPr>
@@ -346,13 +346,13 @@
         <w:tc>
           <w:tcPr>
             <w:tcW w:w="2000" w:type="dxa"/>
-            <w:shd w:val="clear" w:color="auto" w:fill="D9D9D9"/>
-            <w:tcMar>
-              <w:top w:w="60" w:type="dxa"/>
-              <w:left w:w="120" w:type="dxa"/>
-              <w:bottom w:w="60" w:type="dxa"/>
-              <w:right w:w="120" w:type="dxa"/>
-            </w:tcMar>
+            <w:tcMar>
+              <w:top w:w="60" w:type="dxa"/>
+              <w:left w:w="120" w:type="dxa"/>
+              <w:bottom w:w="60" w:type="dxa"/>
+              <w:right w:w="120" w:type="dxa"/>
+            </w:tcMar>
+            <w:shd w:val="clear" w:color="auto" w:fill="DEEAF1"/>
           </w:tcPr>
           <w:p>
             <w:pPr>
@@ -372,13 +372,13 @@
         <w:tc>
           <w:tcPr>
             <w:tcW w:w="2488" w:type="dxa"/>
-            <w:shd w:val="clear" w:color="auto" w:fill="D9D9D9"/>
-            <w:tcMar>
-              <w:top w:w="60" w:type="dxa"/>
-              <w:left w:w="120" w:type="dxa"/>
-              <w:bottom w:w="60" w:type="dxa"/>
-              <w:right w:w="120" w:type="dxa"/>
-            </w:tcMar>
+            <w:tcMar>
+              <w:top w:w="60" w:type="dxa"/>
+              <w:left w:w="120" w:type="dxa"/>
+              <w:bottom w:w="60" w:type="dxa"/>
+              <w:right w:w="120" w:type="dxa"/>
+            </w:tcMar>
+            <w:shd w:val="clear" w:color="auto" w:fill="DEEAF1"/>
           </w:tcPr>
           <w:p>
             <w:pPr>
@@ -1133,7 +1133,7 @@
         </w:trPr>
         <w:tc>
           <w:tcPr>
-            <w:tcW w:w="2460" w:type="dxa"/>
+            <w:tcW w:w="2463" w:type="dxa"/>
             <w:tcMar>
               <w:top w:w="60" w:type="dxa"/>
               <w:left w:w="120" w:type="dxa"/>
@@ -1154,7 +1154,7 @@
         </w:tc>
         <w:tc>
           <w:tcPr>
-            <w:tcW w:w="6328" w:type="dxa"/>
+            <w:tcW w:w="6325" w:type="dxa"/>
             <w:tcMar>
               <w:top w:w="60" w:type="dxa"/>
               <w:left w:w="120" w:type="dxa"/>
@@ -1176,9 +1176,7 @@
       </w:tr>
       <w:tr>
         <w:tc>
-          <w:tcPr>
-            <w:tcW w:w="2460" w:type="dxa"/>
-          </w:tcPr>
+          <w:tcPr/>
           <w:p>
             <w:pPr>
               <w:pStyle w:val="Compact"/>
@@ -1190,7 +1188,7 @@
         </w:tc>
         <w:tc>
           <w:tcPr>
-            <w:tcW w:w="6328" w:type="dxa"/>
+            <w:tcW w:w="6325" w:type="dxa"/>
             <w:tcMar>
               <w:top w:w="60" w:type="dxa"/>
               <w:left w:w="120" w:type="dxa"/>
@@ -1223,6 +1221,7 @@
         </w:tc>
         <w:tc>
           <w:tcPr>
+            <w:tcW w:w="6325" w:type="dxa"/>
             <w:tcMar>
               <w:top w:w="60" w:type="dxa"/>
               <w:left w:w="120" w:type="dxa"/>
@@ -1254,9 +1253,7 @@
           </w:p>
         </w:tc>
         <w:tc>
-          <w:tcPr>
-            <w:tcW w:w="6328" w:type="dxa"/>
-          </w:tcPr>
+          <w:tcPr/>
           <w:p>
             <w:pPr>
               <w:pStyle w:val="Compact"/>
@@ -1269,19 +1266,10 @@
       </w:tr>
       <w:tr>
         <w:tc>
-          <w:tcPr>
-            <w:tcW w:w="2460" w:type="dxa"/>
-            <w:tcMar>
-              <w:top w:w="60" w:type="dxa"/>
-              <w:left w:w="120" w:type="dxa"/>
-              <w:bottom w:w="60" w:type="dxa"/>
-              <w:right w:w="120" w:type="dxa"/>
-            </w:tcMar>
-          </w:tcPr>
-          <w:p>
-            <w:pPr>
-              <w:pStyle w:val="Compact"/>
-              <w:wordWrap w:val="1"/>
+          <w:tcPr/>
+          <w:p>
+            <w:pPr>
+              <w:pStyle w:val="Compact"/>
             </w:pPr>
             <w:r>
               <w:t xml:space="preserve">신규 입사자</w:t>
@@ -1289,10 +1277,19 @@
           </w:p>
         </w:tc>
         <w:tc>
-          <w:tcPr/>
-          <w:p>
-            <w:pPr>
-              <w:pStyle w:val="Compact"/>
+          <w:tcPr>
+            <w:tcW w:w="6325" w:type="dxa"/>
+            <w:tcMar>
+              <w:top w:w="60" w:type="dxa"/>
+              <w:left w:w="120" w:type="dxa"/>
+              <w:bottom w:w="60" w:type="dxa"/>
+              <w:right w:w="120" w:type="dxa"/>
+            </w:tcMar>
+          </w:tcPr>
+          <w:p>
+            <w:pPr>
+              <w:pStyle w:val="Compact"/>
+              <w:wordWrap w:val="1"/>
             </w:pPr>
             <w:r>
               <w:t xml:space="preserve">입사 시점부터 적용</w:t>
@@ -1302,18 +1299,10 @@
       </w:tr>
       <w:tr>
         <w:tc>
-          <w:tcPr>
-            <w:tcMar>
-              <w:top w:w="60" w:type="dxa"/>
-              <w:left w:w="120" w:type="dxa"/>
-              <w:bottom w:w="60" w:type="dxa"/>
-              <w:right w:w="120" w:type="dxa"/>
-            </w:tcMar>
-          </w:tcPr>
-          <w:p>
-            <w:pPr>
-              <w:pStyle w:val="Compact"/>
-              <w:wordWrap w:val="1"/>
+          <w:tcPr/>
+          <w:p>
+            <w:pPr>
+              <w:pStyle w:val="Compact"/>
             </w:pPr>
             <w:r>
               <w:t xml:space="preserve">파트타임/임시직</w:t>
@@ -1321,18 +1310,10 @@
           </w:p>
         </w:tc>
         <w:tc>
-          <w:tcPr>
-            <w:tcMar>
-              <w:top w:w="60" w:type="dxa"/>
-              <w:left w:w="120" w:type="dxa"/>
-              <w:bottom w:w="60" w:type="dxa"/>
-              <w:right w:w="120" w:type="dxa"/>
-            </w:tcMar>
-          </w:tcPr>
-          <w:p>
-            <w:pPr>
-              <w:pStyle w:val="Compact"/>
-              <w:wordWrap w:val="1"/>
+          <w:tcPr/>
+          <w:p>
+            <w:pPr>
+              <w:pStyle w:val="Compact"/>
             </w:pPr>
             <w:r>
               <w:t xml:space="preserve">QMS 영향 업무 수행 시 적용</w:t>
@@ -1375,7 +1356,7 @@
         </w:trPr>
         <w:tc>
           <w:tcPr>
-            <w:tcW w:w="2460" w:type="dxa"/>
+            <w:tcW w:w="2293" w:type="dxa"/>
             <w:tcMar>
               <w:top w:w="60" w:type="dxa"/>
               <w:left w:w="120" w:type="dxa"/>
@@ -1396,7 +1377,7 @@
         </w:tc>
         <w:tc>
           <w:tcPr>
-            <w:tcW w:w="6328" w:type="dxa"/>
+            <w:tcW w:w="6495" w:type="dxa"/>
             <w:tcMar>
               <w:top w:w="60" w:type="dxa"/>
               <w:left w:w="120" w:type="dxa"/>
@@ -1418,9 +1399,7 @@
       </w:tr>
       <w:tr>
         <w:tc>
-          <w:tcPr>
-            <w:tcW w:w="2460" w:type="dxa"/>
-          </w:tcPr>
+          <w:tcPr/>
           <w:p>
             <w:pPr>
               <w:pStyle w:val="Compact"/>
@@ -1432,7 +1411,7 @@
         </w:tc>
         <w:tc>
           <w:tcPr>
-            <w:tcW w:w="6328" w:type="dxa"/>
+            <w:tcW w:w="6495" w:type="dxa"/>
             <w:tcMar>
               <w:top w:w="60" w:type="dxa"/>
               <w:left w:w="120" w:type="dxa"/>
@@ -1465,6 +1444,7 @@
         </w:tc>
         <w:tc>
           <w:tcPr>
+            <w:tcW w:w="6495" w:type="dxa"/>
             <w:tcMar>
               <w:top w:w="60" w:type="dxa"/>
               <w:left w:w="120" w:type="dxa"/>
@@ -1485,10 +1465,18 @@
       </w:tr>
       <w:tr>
         <w:tc>
-          <w:tcPr/>
-          <w:p>
-            <w:pPr>
-              <w:pStyle w:val="Compact"/>
+          <w:tcPr>
+            <w:tcMar>
+              <w:top w:w="60" w:type="dxa"/>
+              <w:left w:w="120" w:type="dxa"/>
+              <w:bottom w:w="60" w:type="dxa"/>
+              <w:right w:w="120" w:type="dxa"/>
+            </w:tcMar>
+          </w:tcPr>
+          <w:p>
+            <w:pPr>
+              <w:pStyle w:val="Compact"/>
+              <w:wordWrap w:val="1"/>
             </w:pPr>
             <w:r>
               <w:t xml:space="preserve">QM-001</w:t>
@@ -1497,11 +1485,17 @@
         </w:tc>
         <w:tc>
           <w:tcPr>
-            <w:tcW w:w="6328" w:type="dxa"/>
-          </w:tcPr>
-          <w:p>
-            <w:pPr>
-              <w:pStyle w:val="Compact"/>
+            <w:tcMar>
+              <w:top w:w="60" w:type="dxa"/>
+              <w:left w:w="120" w:type="dxa"/>
+              <w:bottom w:w="60" w:type="dxa"/>
+              <w:right w:w="120" w:type="dxa"/>
+            </w:tcMar>
+          </w:tcPr>
+          <w:p>
+            <w:pPr>
+              <w:pStyle w:val="Compact"/>
+              <w:wordWrap w:val="1"/>
             </w:pPr>
             <w:r>
               <w:t xml:space="preserve">품질매뉴얼 §7.3</w:t>
@@ -1511,19 +1505,10 @@
       </w:tr>
       <w:tr>
         <w:tc>
-          <w:tcPr>
-            <w:tcW w:w="2460" w:type="dxa"/>
-            <w:tcMar>
-              <w:top w:w="60" w:type="dxa"/>
-              <w:left w:w="120" w:type="dxa"/>
-              <w:bottom w:w="60" w:type="dxa"/>
-              <w:right w:w="120" w:type="dxa"/>
-            </w:tcMar>
-          </w:tcPr>
-          <w:p>
-            <w:pPr>
-              <w:pStyle w:val="Compact"/>
-              <w:wordWrap w:val="1"/>
+          <w:tcPr/>
+          <w:p>
+            <w:pPr>
+              <w:pStyle w:val="Compact"/>
             </w:pPr>
             <w:r>
               <w:t xml:space="preserve">QP-501</w:t>
@@ -1531,10 +1516,19 @@
           </w:p>
         </w:tc>
         <w:tc>
-          <w:tcPr/>
-          <w:p>
-            <w:pPr>
-              <w:pStyle w:val="Compact"/>
+          <w:tcPr>
+            <w:tcW w:w="6495" w:type="dxa"/>
+            <w:tcMar>
+              <w:top w:w="60" w:type="dxa"/>
+              <w:left w:w="120" w:type="dxa"/>
+              <w:bottom w:w="60" w:type="dxa"/>
+              <w:right w:w="120" w:type="dxa"/>
+            </w:tcMar>
+          </w:tcPr>
+          <w:p>
+            <w:pPr>
+              <w:pStyle w:val="Compact"/>
+              <w:wordWrap w:val="1"/>
             </w:pPr>
             <w:r>
               <w:t xml:space="preserve">품질방침/목표 관리 절차</w:t>
@@ -1592,18 +1586,10 @@
       </w:tr>
       <w:tr>
         <w:tc>
-          <w:tcPr>
-            <w:tcMar>
-              <w:top w:w="60" w:type="dxa"/>
-              <w:left w:w="120" w:type="dxa"/>
-              <w:bottom w:w="60" w:type="dxa"/>
-              <w:right w:w="120" w:type="dxa"/>
-            </w:tcMar>
-          </w:tcPr>
-          <w:p>
-            <w:pPr>
-              <w:pStyle w:val="Compact"/>
-              <w:wordWrap w:val="1"/>
+          <w:tcPr/>
+          <w:p>
+            <w:pPr>
+              <w:pStyle w:val="Compact"/>
             </w:pPr>
             <w:r>
               <w:t xml:space="preserve">QP-819</w:t>
@@ -1611,18 +1597,10 @@
           </w:p>
         </w:tc>
         <w:tc>
-          <w:tcPr>
-            <w:tcMar>
-              <w:top w:w="60" w:type="dxa"/>
-              <w:left w:w="120" w:type="dxa"/>
-              <w:bottom w:w="60" w:type="dxa"/>
-              <w:right w:w="120" w:type="dxa"/>
-            </w:tcMar>
-          </w:tcPr>
-          <w:p>
-            <w:pPr>
-              <w:pStyle w:val="Compact"/>
-              <w:wordWrap w:val="1"/>
+          <w:tcPr/>
+          <w:p>
+            <w:pPr>
+              <w:pStyle w:val="Compact"/>
             </w:pPr>
             <w:r>
               <w:t xml:space="preserve">FOD 방지 관리 절차</w:t>
@@ -1666,7 +1644,7 @@
         </w:trPr>
         <w:tc>
           <w:tcPr>
-            <w:tcW w:w="2460" w:type="dxa"/>
+            <w:tcW w:w="3000" w:type="dxa"/>
             <w:tcMar>
               <w:top w:w="60" w:type="dxa"/>
               <w:left w:w="120" w:type="dxa"/>
@@ -1687,7 +1665,7 @@
         </w:tc>
         <w:tc>
           <w:tcPr>
-            <w:tcW w:w="6328" w:type="dxa"/>
+            <w:tcW w:w="5788" w:type="dxa"/>
             <w:tcMar>
               <w:top w:w="60" w:type="dxa"/>
               <w:left w:w="120" w:type="dxa"/>
@@ -1709,9 +1687,7 @@
       </w:tr>
       <w:tr>
         <w:tc>
-          <w:tcPr>
-            <w:tcW w:w="2460" w:type="dxa"/>
-          </w:tcPr>
+          <w:tcPr/>
           <w:p>
             <w:pPr>
               <w:pStyle w:val="Compact"/>
@@ -1723,7 +1699,7 @@
         </w:tc>
         <w:tc>
           <w:tcPr>
-            <w:tcW w:w="6328" w:type="dxa"/>
+            <w:tcW w:w="5788" w:type="dxa"/>
             <w:tcMar>
               <w:top w:w="60" w:type="dxa"/>
               <w:left w:w="120" w:type="dxa"/>
@@ -1756,6 +1732,7 @@
         </w:tc>
         <w:tc>
           <w:tcPr>
+            <w:tcW w:w="5788" w:type="dxa"/>
             <w:tcMar>
               <w:top w:w="60" w:type="dxa"/>
               <w:left w:w="120" w:type="dxa"/>
@@ -1787,9 +1764,7 @@
           </w:p>
         </w:tc>
         <w:tc>
-          <w:tcPr>
-            <w:tcW w:w="6328" w:type="dxa"/>
-          </w:tcPr>
+          <w:tcPr/>
           <w:p>
             <w:pPr>
               <w:pStyle w:val="Compact"/>
@@ -1802,19 +1777,10 @@
       </w:tr>
       <w:tr>
         <w:tc>
-          <w:tcPr>
-            <w:tcW w:w="2460" w:type="dxa"/>
-            <w:tcMar>
-              <w:top w:w="60" w:type="dxa"/>
-              <w:left w:w="120" w:type="dxa"/>
-              <w:bottom w:w="60" w:type="dxa"/>
-              <w:right w:w="120" w:type="dxa"/>
-            </w:tcMar>
-          </w:tcPr>
-          <w:p>
-            <w:pPr>
-              <w:pStyle w:val="Compact"/>
-              <w:wordWrap w:val="1"/>
+          <w:tcPr/>
+          <w:p>
+            <w:pPr>
+              <w:pStyle w:val="Compact"/>
             </w:pPr>
             <w:r>
               <w:t xml:space="preserve">부적합 (Nonconformity)</w:t>
@@ -1822,10 +1788,19 @@
           </w:p>
         </w:tc>
         <w:tc>
-          <w:tcPr/>
-          <w:p>
-            <w:pPr>
-              <w:pStyle w:val="Compact"/>
+          <w:tcPr>
+            <w:tcW w:w="5788" w:type="dxa"/>
+            <w:tcMar>
+              <w:top w:w="60" w:type="dxa"/>
+              <w:left w:w="120" w:type="dxa"/>
+              <w:bottom w:w="60" w:type="dxa"/>
+              <w:right w:w="120" w:type="dxa"/>
+            </w:tcMar>
+          </w:tcPr>
+          <w:p>
+            <w:pPr>
+              <w:pStyle w:val="Compact"/>
+              <w:wordWrap w:val="1"/>
             </w:pPr>
             <w:r>
               <w:t xml:space="preserve">요구사항을 충족하지 못하는 것</w:t>
@@ -1883,18 +1858,10 @@
       </w:tr>
       <w:tr>
         <w:tc>
-          <w:tcPr>
-            <w:tcMar>
-              <w:top w:w="60" w:type="dxa"/>
-              <w:left w:w="120" w:type="dxa"/>
-              <w:bottom w:w="60" w:type="dxa"/>
-              <w:right w:w="120" w:type="dxa"/>
-            </w:tcMar>
-          </w:tcPr>
-          <w:p>
-            <w:pPr>
-              <w:pStyle w:val="Compact"/>
-              <w:wordWrap w:val="1"/>
+          <w:tcPr/>
+          <w:p>
+            <w:pPr>
+              <w:pStyle w:val="Compact"/>
             </w:pPr>
             <w:r>
               <w:t xml:space="preserve">윤리적 행동 (Ethical Behavior)</w:t>
@@ -1902,18 +1869,10 @@
           </w:p>
         </w:tc>
         <w:tc>
-          <w:tcPr>
-            <w:tcMar>
-              <w:top w:w="60" w:type="dxa"/>
-              <w:left w:w="120" w:type="dxa"/>
-              <w:bottom w:w="60" w:type="dxa"/>
-              <w:right w:w="120" w:type="dxa"/>
-            </w:tcMar>
-          </w:tcPr>
-          <w:p>
-            <w:pPr>
-              <w:pStyle w:val="Compact"/>
-              <w:wordWrap w:val="1"/>
+          <w:tcPr/>
+          <w:p>
+            <w:pPr>
+              <w:pStyle w:val="Compact"/>
             </w:pPr>
             <w:r>
               <w:t xml:space="preserve">비즈니스 관계에서 정직, 공정, 투명하게 행동하는 것</w:t>
@@ -1957,7 +1916,7 @@
         </w:trPr>
         <w:tc>
           <w:tcPr>
-            <w:tcW w:w="2460" w:type="dxa"/>
+            <w:tcW w:w="2592" w:type="dxa"/>
             <w:tcMar>
               <w:top w:w="60" w:type="dxa"/>
               <w:left w:w="120" w:type="dxa"/>
@@ -1978,7 +1937,7 @@
         </w:tc>
         <w:tc>
           <w:tcPr>
-            <w:tcW w:w="6328" w:type="dxa"/>
+            <w:tcW w:w="6196" w:type="dxa"/>
             <w:tcMar>
               <w:top w:w="60" w:type="dxa"/>
               <w:left w:w="120" w:type="dxa"/>
@@ -2000,9 +1959,7 @@
       </w:tr>
       <w:tr>
         <w:tc>
-          <w:tcPr>
-            <w:tcW w:w="2460" w:type="dxa"/>
-          </w:tcPr>
+          <w:tcPr/>
           <w:p>
             <w:pPr>
               <w:pStyle w:val="Compact"/>
@@ -2018,7 +1975,7 @@
         </w:tc>
         <w:tc>
           <w:tcPr>
-            <w:tcW w:w="6328" w:type="dxa"/>
+            <w:tcW w:w="6196" w:type="dxa"/>
             <w:tcMar>
               <w:top w:w="60" w:type="dxa"/>
               <w:left w:w="120" w:type="dxa"/>
@@ -2055,6 +2012,7 @@
         </w:tc>
         <w:tc>
           <w:tcPr>
+            <w:tcW w:w="6196" w:type="dxa"/>
             <w:tcMar>
               <w:top w:w="60" w:type="dxa"/>
               <w:left w:w="120" w:type="dxa"/>
@@ -2090,9 +2048,7 @@
           </w:p>
         </w:tc>
         <w:tc>
-          <w:tcPr>
-            <w:tcW w:w="6328" w:type="dxa"/>
-          </w:tcPr>
+          <w:tcPr/>
           <w:p>
             <w:pPr>
               <w:pStyle w:val="Compact"/>
@@ -2105,19 +2061,10 @@
       </w:tr>
       <w:tr>
         <w:tc>
-          <w:tcPr>
-            <w:tcW w:w="2460" w:type="dxa"/>
-            <w:tcMar>
-              <w:top w:w="60" w:type="dxa"/>
-              <w:left w:w="120" w:type="dxa"/>
-              <w:bottom w:w="60" w:type="dxa"/>
-              <w:right w:w="120" w:type="dxa"/>
-            </w:tcMar>
-          </w:tcPr>
-          <w:p>
-            <w:pPr>
-              <w:pStyle w:val="Compact"/>
-              <w:wordWrap w:val="1"/>
+          <w:tcPr/>
+          <w:p>
+            <w:pPr>
+              <w:pStyle w:val="Compact"/>
             </w:pPr>
             <w:r>
               <w:rPr>
@@ -2129,10 +2076,19 @@
           </w:p>
         </w:tc>
         <w:tc>
-          <w:tcPr/>
-          <w:p>
-            <w:pPr>
-              <w:pStyle w:val="Compact"/>
+          <w:tcPr>
+            <w:tcW w:w="6196" w:type="dxa"/>
+            <w:tcMar>
+              <w:top w:w="60" w:type="dxa"/>
+              <w:left w:w="120" w:type="dxa"/>
+              <w:bottom w:w="60" w:type="dxa"/>
+              <w:right w:w="120" w:type="dxa"/>
+            </w:tcMar>
+          </w:tcPr>
+          <w:p>
+            <w:pPr>
+              <w:pStyle w:val="Compact"/>
+              <w:wordWrap w:val="1"/>
             </w:pPr>
             <w:r>
               <w:t xml:space="preserve">소속 인원의 품질 인식 수준 확인; 부서 내 인식 활동(조회 등) 실시; 신규 인원 인식 교육 지원</w:t>
@@ -2170,18 +2126,10 @@
       </w:tr>
       <w:tr>
         <w:tc>
-          <w:tcPr>
-            <w:tcMar>
-              <w:top w:w="60" w:type="dxa"/>
-              <w:left w:w="120" w:type="dxa"/>
-              <w:bottom w:w="60" w:type="dxa"/>
-              <w:right w:w="120" w:type="dxa"/>
-            </w:tcMar>
-          </w:tcPr>
-          <w:p>
-            <w:pPr>
-              <w:pStyle w:val="Compact"/>
-              <w:wordWrap w:val="1"/>
+          <w:tcPr/>
+          <w:p>
+            <w:pPr>
+              <w:pStyle w:val="Compact"/>
             </w:pPr>
             <w:r>
               <w:rPr>
@@ -2193,18 +2141,10 @@
           </w:p>
         </w:tc>
         <w:tc>
-          <w:tcPr>
-            <w:tcMar>
-              <w:top w:w="60" w:type="dxa"/>
-              <w:left w:w="120" w:type="dxa"/>
-              <w:bottom w:w="60" w:type="dxa"/>
-              <w:right w:w="120" w:type="dxa"/>
-            </w:tcMar>
-          </w:tcPr>
-          <w:p>
-            <w:pPr>
-              <w:pStyle w:val="Compact"/>
-              <w:wordWrap w:val="1"/>
+          <w:tcPr/>
+          <w:p>
+            <w:pPr>
+              <w:pStyle w:val="Compact"/>
             </w:pPr>
             <w:r>
               <w:t xml:space="preserve">인식 활동 참여; 품질방침/목표 숙지; 부적합 발견 시 즉시 보고</w:t>
@@ -2525,7 +2465,7 @@
         </w:trPr>
         <w:tc>
           <w:tcPr>
-            <w:tcW w:w="2460" w:type="dxa"/>
+            <w:tcW w:w="2398" w:type="dxa"/>
             <w:tcMar>
               <w:top w:w="60" w:type="dxa"/>
               <w:left w:w="120" w:type="dxa"/>
@@ -2546,7 +2486,7 @@
         </w:tc>
         <w:tc>
           <w:tcPr>
-            <w:tcW w:w="6328" w:type="dxa"/>
+            <w:tcW w:w="6390" w:type="dxa"/>
             <w:tcMar>
               <w:top w:w="60" w:type="dxa"/>
               <w:left w:w="120" w:type="dxa"/>
@@ -2568,9 +2508,7 @@
       </w:tr>
       <w:tr>
         <w:tc>
-          <w:tcPr>
-            <w:tcW w:w="2460" w:type="dxa"/>
-          </w:tcPr>
+          <w:tcPr/>
           <w:p>
             <w:pPr>
               <w:pStyle w:val="Compact"/>
@@ -2582,7 +2520,7 @@
         </w:tc>
         <w:tc>
           <w:tcPr>
-            <w:tcW w:w="6328" w:type="dxa"/>
+            <w:tcW w:w="6390" w:type="dxa"/>
             <w:tcMar>
               <w:top w:w="60" w:type="dxa"/>
               <w:left w:w="120" w:type="dxa"/>
@@ -2603,9 +2541,7 @@
       </w:tr>
       <w:tr>
         <w:tc>
-          <w:tcPr>
-            <w:tcW w:w="2460" w:type="dxa"/>
-          </w:tcPr>
+          <w:tcPr/>
           <w:p>
             <w:pPr>
               <w:pStyle w:val="Compact"/>
@@ -2617,7 +2553,7 @@
         </w:tc>
         <w:tc>
           <w:tcPr>
-            <w:tcW w:w="6328" w:type="dxa"/>
+            <w:tcW w:w="6390" w:type="dxa"/>
             <w:tcMar>
               <w:top w:w="60" w:type="dxa"/>
               <w:left w:w="120" w:type="dxa"/>
@@ -2638,9 +2574,7 @@
       </w:tr>
       <w:tr>
         <w:tc>
-          <w:tcPr>
-            <w:tcW w:w="2460" w:type="dxa"/>
-          </w:tcPr>
+          <w:tcPr/>
           <w:p>
             <w:pPr>
               <w:pStyle w:val="Compact"/>
@@ -2651,19 +2585,10 @@
           </w:p>
         </w:tc>
         <w:tc>
-          <w:tcPr>
-            <w:tcW w:w="6328" w:type="dxa"/>
-            <w:tcMar>
-              <w:top w:w="60" w:type="dxa"/>
-              <w:left w:w="120" w:type="dxa"/>
-              <w:bottom w:w="60" w:type="dxa"/>
-              <w:right w:w="120" w:type="dxa"/>
-            </w:tcMar>
-          </w:tcPr>
-          <w:p>
-            <w:pPr>
-              <w:pStyle w:val="Compact"/>
-              <w:wordWrap w:val="1"/>
+          <w:tcPr/>
+          <w:p>
+            <w:pPr>
+              <w:pStyle w:val="Compact"/>
             </w:pPr>
             <w:r>
               <w:t xml:space="preserve">고객만족, 지속적 개선, 규격 준수에 대한 경영진 약속</w:t>
@@ -2673,18 +2598,10 @@
       </w:tr>
       <w:tr>
         <w:tc>
-          <w:tcPr>
-            <w:tcMar>
-              <w:top w:w="60" w:type="dxa"/>
-              <w:left w:w="120" w:type="dxa"/>
-              <w:bottom w:w="60" w:type="dxa"/>
-              <w:right w:w="120" w:type="dxa"/>
-            </w:tcMar>
-          </w:tcPr>
-          <w:p>
-            <w:pPr>
-              <w:pStyle w:val="Compact"/>
-              <w:wordWrap w:val="1"/>
+          <w:tcPr/>
+          <w:p>
+            <w:pPr>
+              <w:pStyle w:val="Compact"/>
             </w:pPr>
             <w:r>
               <w:t xml:space="preserve">항공우주 특수성</w:t>
@@ -2693,6 +2610,7 @@
         </w:tc>
         <w:tc>
           <w:tcPr>
+            <w:tcW w:w="6390" w:type="dxa"/>
             <w:tcMar>
               <w:top w:w="60" w:type="dxa"/>
               <w:left w:w="120" w:type="dxa"/>
@@ -2814,7 +2732,7 @@
         </w:trPr>
         <w:tc>
           <w:tcPr>
-            <w:tcW w:w="2460" w:type="dxa"/>
+            <w:tcW w:w="2398" w:type="dxa"/>
             <w:tcMar>
               <w:top w:w="60" w:type="dxa"/>
               <w:left w:w="120" w:type="dxa"/>
@@ -2835,7 +2753,7 @@
         </w:tc>
         <w:tc>
           <w:tcPr>
-            <w:tcW w:w="6328" w:type="dxa"/>
+            <w:tcW w:w="6390" w:type="dxa"/>
             <w:tcMar>
               <w:top w:w="60" w:type="dxa"/>
               <w:left w:w="120" w:type="dxa"/>
@@ -2858,7 +2776,7 @@
       <w:tr>
         <w:tc>
           <w:tcPr>
-            <w:tcW w:w="2460" w:type="dxa"/>
+            <w:tcW w:w="2398" w:type="dxa"/>
           </w:tcPr>
           <w:p>
             <w:pPr>
@@ -2871,7 +2789,7 @@
         </w:tc>
         <w:tc>
           <w:tcPr>
-            <w:tcW w:w="6328" w:type="dxa"/>
+            <w:tcW w:w="6390" w:type="dxa"/>
             <w:tcMar>
               <w:top w:w="60" w:type="dxa"/>
               <w:left w:w="120" w:type="dxa"/>
@@ -2936,11 +2854,17 @@
         </w:tc>
         <w:tc>
           <w:tcPr>
-            <w:tcW w:w="6328" w:type="dxa"/>
-          </w:tcPr>
-          <w:p>
-            <w:pPr>
-              <w:pStyle w:val="Compact"/>
+            <w:tcMar>
+              <w:top w:w="60" w:type="dxa"/>
+              <w:left w:w="120" w:type="dxa"/>
+              <w:bottom w:w="60" w:type="dxa"/>
+              <w:right w:w="120" w:type="dxa"/>
+            </w:tcMar>
+          </w:tcPr>
+          <w:p>
+            <w:pPr>
+              <w:pStyle w:val="Compact"/>
+              <w:wordWrap w:val="1"/>
             </w:pPr>
             <w:r>
               <w:t xml:space="preserve">본인 업무가 품질목표 달성에 기여하는 구체적 방법</w:t>
@@ -2950,19 +2874,10 @@
       </w:tr>
       <w:tr>
         <w:tc>
-          <w:tcPr>
-            <w:tcW w:w="2460" w:type="dxa"/>
-            <w:tcMar>
-              <w:top w:w="60" w:type="dxa"/>
-              <w:left w:w="120" w:type="dxa"/>
-              <w:bottom w:w="60" w:type="dxa"/>
-              <w:right w:w="120" w:type="dxa"/>
-            </w:tcMar>
-          </w:tcPr>
-          <w:p>
-            <w:pPr>
-              <w:pStyle w:val="Compact"/>
-              <w:wordWrap w:val="1"/>
+          <w:tcPr/>
+          <w:p>
+            <w:pPr>
+              <w:pStyle w:val="Compact"/>
             </w:pPr>
             <w:r>
               <w:t xml:space="preserve">달성 현황</w:t>
@@ -2970,18 +2885,10 @@
           </w:p>
         </w:tc>
         <w:tc>
-          <w:tcPr>
-            <w:tcMar>
-              <w:top w:w="60" w:type="dxa"/>
-              <w:left w:w="120" w:type="dxa"/>
-              <w:bottom w:w="60" w:type="dxa"/>
-              <w:right w:w="120" w:type="dxa"/>
-            </w:tcMar>
-          </w:tcPr>
-          <w:p>
-            <w:pPr>
-              <w:pStyle w:val="Compact"/>
-              <w:wordWrap w:val="1"/>
+          <w:tcPr/>
+          <w:p>
+            <w:pPr>
+              <w:pStyle w:val="Compact"/>
             </w:pPr>
             <w:r>
               <w:t xml:space="preserve">품질목표 달성률 (월별/분기별 공유)</w:t>
@@ -4372,7 +4279,7 @@
         </w:trPr>
         <w:tc>
           <w:tcPr>
-            <w:tcW w:w="2460" w:type="dxa"/>
+            <w:tcW w:w="1600" w:type="dxa"/>
             <w:tcMar>
               <w:top w:w="60" w:type="dxa"/>
               <w:left w:w="120" w:type="dxa"/>
@@ -4393,7 +4300,7 @@
         </w:tc>
         <w:tc>
           <w:tcPr>
-            <w:tcW w:w="6328" w:type="dxa"/>
+            <w:tcW w:w="7188" w:type="dxa"/>
             <w:tcMar>
               <w:top w:w="60" w:type="dxa"/>
               <w:left w:w="120" w:type="dxa"/>
@@ -4415,9 +4322,7 @@
       </w:tr>
       <w:tr>
         <w:tc>
-          <w:tcPr>
-            <w:tcW w:w="2460" w:type="dxa"/>
-          </w:tcPr>
+          <w:tcPr/>
           <w:p>
             <w:pPr>
               <w:pStyle w:val="Compact"/>
@@ -4429,7 +4334,7 @@
         </w:tc>
         <w:tc>
           <w:tcPr>
-            <w:tcW w:w="6328" w:type="dxa"/>
+            <w:tcW w:w="7188" w:type="dxa"/>
             <w:tcMar>
               <w:top w:w="60" w:type="dxa"/>
               <w:left w:w="120" w:type="dxa"/>
@@ -4462,6 +4367,7 @@
         </w:tc>
         <w:tc>
           <w:tcPr>
+            <w:tcW w:w="7188" w:type="dxa"/>
             <w:tcMar>
               <w:top w:w="60" w:type="dxa"/>
               <w:left w:w="120" w:type="dxa"/>
@@ -4493,9 +4399,7 @@
           </w:p>
         </w:tc>
         <w:tc>
-          <w:tcPr>
-            <w:tcW w:w="6328" w:type="dxa"/>
-          </w:tcPr>
+          <w:tcPr/>
           <w:p>
             <w:pPr>
               <w:pStyle w:val="Compact"/>
@@ -4508,19 +4412,10 @@
       </w:tr>
       <w:tr>
         <w:tc>
-          <w:tcPr>
-            <w:tcW w:w="2460" w:type="dxa"/>
-            <w:tcMar>
-              <w:top w:w="60" w:type="dxa"/>
-              <w:left w:w="120" w:type="dxa"/>
-              <w:bottom w:w="60" w:type="dxa"/>
-              <w:right w:w="120" w:type="dxa"/>
-            </w:tcMar>
-          </w:tcPr>
-          <w:p>
-            <w:pPr>
-              <w:pStyle w:val="Compact"/>
-              <w:wordWrap w:val="1"/>
+          <w:tcPr/>
+          <w:p>
+            <w:pPr>
+              <w:pStyle w:val="Compact"/>
             </w:pPr>
             <w:r>
               <w:t xml:space="preserve">특이사항</w:t>
@@ -4529,6 +4424,7 @@
         </w:tc>
         <w:tc>
           <w:tcPr>
+            <w:tcW w:w="7188" w:type="dxa"/>
             <w:tcMar>
               <w:top w:w="60" w:type="dxa"/>
               <w:left w:w="120" w:type="dxa"/>
@@ -4924,7 +4820,7 @@
         </w:trPr>
         <w:tc>
           <w:tcPr>
-            <w:tcW w:w="2460" w:type="dxa"/>
+            <w:tcW w:w="1600" w:type="dxa"/>
             <w:tcMar>
               <w:top w:w="60" w:type="dxa"/>
               <w:left w:w="120" w:type="dxa"/>
@@ -4945,7 +4841,7 @@
         </w:tc>
         <w:tc>
           <w:tcPr>
-            <w:tcW w:w="6328" w:type="dxa"/>
+            <w:tcW w:w="7188" w:type="dxa"/>
             <w:tcMar>
               <w:top w:w="60" w:type="dxa"/>
               <w:left w:w="120" w:type="dxa"/>
@@ -4967,9 +4863,7 @@
       </w:tr>
       <w:tr>
         <w:tc>
-          <w:tcPr>
-            <w:tcW w:w="2460" w:type="dxa"/>
-          </w:tcPr>
+          <w:tcPr/>
           <w:p>
             <w:pPr>
               <w:pStyle w:val="Compact"/>
@@ -4981,7 +4875,7 @@
         </w:tc>
         <w:tc>
           <w:tcPr>
-            <w:tcW w:w="6328" w:type="dxa"/>
+            <w:tcW w:w="7188" w:type="dxa"/>
             <w:tcMar>
               <w:top w:w="60" w:type="dxa"/>
               <w:left w:w="120" w:type="dxa"/>
@@ -5014,6 +4908,7 @@
         </w:tc>
         <w:tc>
           <w:tcPr>
+            <w:tcW w:w="7188" w:type="dxa"/>
             <w:tcMar>
               <w:top w:w="60" w:type="dxa"/>
               <w:left w:w="120" w:type="dxa"/>
@@ -5045,9 +4940,7 @@
           </w:p>
         </w:tc>
         <w:tc>
-          <w:tcPr>
-            <w:tcW w:w="6328" w:type="dxa"/>
-          </w:tcPr>
+          <w:tcPr/>
           <w:p>
             <w:pPr>
               <w:pStyle w:val="Compact"/>
@@ -5060,19 +4953,10 @@
       </w:tr>
       <w:tr>
         <w:tc>
-          <w:tcPr>
-            <w:tcW w:w="2460" w:type="dxa"/>
-            <w:tcMar>
-              <w:top w:w="60" w:type="dxa"/>
-              <w:left w:w="120" w:type="dxa"/>
-              <w:bottom w:w="60" w:type="dxa"/>
-              <w:right w:w="120" w:type="dxa"/>
-            </w:tcMar>
-          </w:tcPr>
-          <w:p>
-            <w:pPr>
-              <w:pStyle w:val="Compact"/>
-              <w:wordWrap w:val="1"/>
+          <w:tcPr/>
+          <w:p>
+            <w:pPr>
+              <w:pStyle w:val="Compact"/>
             </w:pPr>
             <w:r>
               <w:t xml:space="preserve">기간</w:t>
@@ -5080,10 +4964,19 @@
           </w:p>
         </w:tc>
         <w:tc>
-          <w:tcPr/>
-          <w:p>
-            <w:pPr>
-              <w:pStyle w:val="Compact"/>
+          <w:tcPr>
+            <w:tcW w:w="7188" w:type="dxa"/>
+            <w:tcMar>
+              <w:top w:w="60" w:type="dxa"/>
+              <w:left w:w="120" w:type="dxa"/>
+              <w:bottom w:w="60" w:type="dxa"/>
+              <w:right w:w="120" w:type="dxa"/>
+            </w:tcMar>
+          </w:tcPr>
+          <w:p>
+            <w:pPr>
+              <w:pStyle w:val="Compact"/>
+              <w:wordWrap w:val="1"/>
             </w:pPr>
             <w:r>
               <w:t xml:space="preserve">직무 복잡도에 따라 1주~4주</w:t>
@@ -5093,18 +4986,10 @@
       </w:tr>
       <w:tr>
         <w:tc>
-          <w:tcPr>
-            <w:tcMar>
-              <w:top w:w="60" w:type="dxa"/>
-              <w:left w:w="120" w:type="dxa"/>
-              <w:bottom w:w="60" w:type="dxa"/>
-              <w:right w:w="120" w:type="dxa"/>
-            </w:tcMar>
-          </w:tcPr>
-          <w:p>
-            <w:pPr>
-              <w:pStyle w:val="Compact"/>
-              <w:wordWrap w:val="1"/>
+          <w:tcPr/>
+          <w:p>
+            <w:pPr>
+              <w:pStyle w:val="Compact"/>
             </w:pPr>
             <w:r>
               <w:t xml:space="preserve">기록</w:t>
@@ -5112,18 +4997,10 @@
           </w:p>
         </w:tc>
         <w:tc>
-          <w:tcPr>
-            <w:tcMar>
-              <w:top w:w="60" w:type="dxa"/>
-              <w:left w:w="120" w:type="dxa"/>
-              <w:bottom w:w="60" w:type="dxa"/>
-              <w:right w:w="120" w:type="dxa"/>
-            </w:tcMar>
-          </w:tcPr>
-          <w:p>
-            <w:pPr>
-              <w:pStyle w:val="Compact"/>
-              <w:wordWrap w:val="1"/>
+          <w:tcPr/>
+          <w:p>
+            <w:pPr>
+              <w:pStyle w:val="Compact"/>
             </w:pPr>
             <w:r>
               <w:t xml:space="preserve">OJT 인식 체크리스트 작성, 지도자/교육 대상자 서명</w:t>
@@ -6208,7 +6085,7 @@
         </w:trPr>
         <w:tc>
           <w:tcPr>
-            <w:tcW w:w="2460" w:type="dxa"/>
+            <w:tcW w:w="2216" w:type="dxa"/>
             <w:tcMar>
               <w:top w:w="60" w:type="dxa"/>
               <w:left w:w="120" w:type="dxa"/>
@@ -6229,7 +6106,7 @@
         </w:tc>
         <w:tc>
           <w:tcPr>
-            <w:tcW w:w="6328" w:type="dxa"/>
+            <w:tcW w:w="6572" w:type="dxa"/>
             <w:tcMar>
               <w:top w:w="60" w:type="dxa"/>
               <w:left w:w="120" w:type="dxa"/>
@@ -6251,9 +6128,7 @@
       </w:tr>
       <w:tr>
         <w:tc>
-          <w:tcPr>
-            <w:tcW w:w="2460" w:type="dxa"/>
-          </w:tcPr>
+          <w:tcPr/>
           <w:p>
             <w:pPr>
               <w:pStyle w:val="Compact"/>
@@ -6265,7 +6140,7 @@
         </w:tc>
         <w:tc>
           <w:tcPr>
-            <w:tcW w:w="6328" w:type="dxa"/>
+            <w:tcW w:w="6572" w:type="dxa"/>
             <w:tcMar>
               <w:top w:w="60" w:type="dxa"/>
               <w:left w:w="120" w:type="dxa"/>
@@ -6298,6 +6173,7 @@
         </w:tc>
         <w:tc>
           <w:tcPr>
+            <w:tcW w:w="6572" w:type="dxa"/>
             <w:tcMar>
               <w:top w:w="60" w:type="dxa"/>
               <w:left w:w="120" w:type="dxa"/>
@@ -6329,9 +6205,7 @@
           </w:p>
         </w:tc>
         <w:tc>
-          <w:tcPr>
-            <w:tcW w:w="6328" w:type="dxa"/>
-          </w:tcPr>
+          <w:tcPr/>
           <w:p>
             <w:pPr>
               <w:pStyle w:val="Compact"/>
@@ -6344,9 +6218,7 @@
       </w:tr>
       <w:tr>
         <w:tc>
-          <w:tcPr>
-            <w:tcW w:w="2460" w:type="dxa"/>
-          </w:tcPr>
+          <w:tcPr/>
           <w:p>
             <w:pPr>
               <w:pStyle w:val="Compact"/>
@@ -6357,10 +6229,19 @@
           </w:p>
         </w:tc>
         <w:tc>
-          <w:tcPr/>
-          <w:p>
-            <w:pPr>
-              <w:pStyle w:val="Compact"/>
+          <w:tcPr>
+            <w:tcW w:w="6572" w:type="dxa"/>
+            <w:tcMar>
+              <w:top w:w="60" w:type="dxa"/>
+              <w:left w:w="120" w:type="dxa"/>
+              <w:bottom w:w="60" w:type="dxa"/>
+              <w:right w:w="120" w:type="dxa"/>
+            </w:tcMar>
+          </w:tcPr>
+          <w:p>
+            <w:pPr>
+              <w:pStyle w:val="Compact"/>
+              <w:wordWrap w:val="1"/>
             </w:pPr>
             <w:r>
               <w:t xml:space="preserve">부정/비윤리적 행위 발견 시 보고 의무 및 보복 금지 원칙</w:t>
@@ -6370,19 +6251,10 @@
       </w:tr>
       <w:tr>
         <w:tc>
-          <w:tcPr>
-            <w:tcW w:w="2460" w:type="dxa"/>
-            <w:tcMar>
-              <w:top w:w="60" w:type="dxa"/>
-              <w:left w:w="120" w:type="dxa"/>
-              <w:bottom w:w="60" w:type="dxa"/>
-              <w:right w:w="120" w:type="dxa"/>
-            </w:tcMar>
-          </w:tcPr>
-          <w:p>
-            <w:pPr>
-              <w:pStyle w:val="Compact"/>
-              <w:wordWrap w:val="1"/>
+          <w:tcPr/>
+          <w:p>
+            <w:pPr>
+              <w:pStyle w:val="Compact"/>
             </w:pPr>
             <w:r>
               <w:t xml:space="preserve">고객 요구 존중</w:t>
@@ -6390,19 +6262,10 @@
           </w:p>
         </w:tc>
         <w:tc>
-          <w:tcPr>
-            <w:tcW w:w="6328" w:type="dxa"/>
-            <w:tcMar>
-              <w:top w:w="60" w:type="dxa"/>
-              <w:left w:w="120" w:type="dxa"/>
-              <w:bottom w:w="60" w:type="dxa"/>
-              <w:right w:w="120" w:type="dxa"/>
-            </w:tcMar>
-          </w:tcPr>
-          <w:p>
-            <w:pPr>
-              <w:pStyle w:val="Compact"/>
-              <w:wordWrap w:val="1"/>
+          <w:tcPr/>
+          <w:p>
+            <w:pPr>
+              <w:pStyle w:val="Compact"/>
             </w:pPr>
             <w:r>
               <w:t xml:space="preserve">고객 계약/규격 요구사항의 성실한 이행</w:t>
@@ -7751,14 +7614,12 @@
         </w:trPr>
         <w:tc>
           <w:tcPr>
-            <w:tcW w:w="2460" w:type="dxa"/>
-            <w:tcMar>
-              <w:top w:w="60" w:type="dxa"/>
-              <w:left w:w="120" w:type="dxa"/>
-              <w:bottom w:w="60" w:type="dxa"/>
-              <w:right w:w="120" w:type="dxa"/>
-            </w:tcMar>
-            <w:shd w:val="clear" w:color="auto" w:fill="DEEAF1"/>
+            <w:tcMar>
+              <w:top w:w="60" w:type="dxa"/>
+              <w:left w:w="120" w:type="dxa"/>
+              <w:bottom w:w="60" w:type="dxa"/>
+              <w:right w:w="120" w:type="dxa"/>
+            </w:tcMar>
           </w:tcPr>
           <w:p>
             <w:pPr>
@@ -7772,14 +7633,12 @@
         </w:tc>
         <w:tc>
           <w:tcPr>
-            <w:tcW w:w="6328" w:type="dxa"/>
-            <w:tcMar>
-              <w:top w:w="60" w:type="dxa"/>
-              <w:left w:w="120" w:type="dxa"/>
-              <w:bottom w:w="60" w:type="dxa"/>
-              <w:right w:w="120" w:type="dxa"/>
-            </w:tcMar>
-            <w:shd w:val="clear" w:color="auto" w:fill="DEEAF1"/>
+            <w:tcMar>
+              <w:top w:w="60" w:type="dxa"/>
+              <w:left w:w="120" w:type="dxa"/>
+              <w:bottom w:w="60" w:type="dxa"/>
+              <w:right w:w="120" w:type="dxa"/>
+            </w:tcMar>
           </w:tcPr>
           <w:p>
             <w:pPr>
@@ -7794,9 +7653,7 @@
       </w:tr>
       <w:tr>
         <w:tc>
-          <w:tcPr>
-            <w:tcW w:w="2460" w:type="dxa"/>
-          </w:tcPr>
+          <w:tcPr/>
           <w:p>
             <w:pPr>
               <w:pStyle w:val="Compact"/>
@@ -7808,7 +7665,6 @@
         </w:tc>
         <w:tc>
           <w:tcPr>
-            <w:tcW w:w="6328" w:type="dxa"/>
             <w:tcMar>
               <w:top w:w="60" w:type="dxa"/>
               <w:left w:w="120" w:type="dxa"/>
@@ -7872,9 +7728,7 @@
           </w:p>
         </w:tc>
         <w:tc>
-          <w:tcPr>
-            <w:tcW w:w="6328" w:type="dxa"/>
-          </w:tcPr>
+          <w:tcPr/>
           <w:p>
             <w:pPr>
               <w:pStyle w:val="Compact"/>
@@ -7887,19 +7741,10 @@
       </w:tr>
       <w:tr>
         <w:tc>
-          <w:tcPr>
-            <w:tcW w:w="2460" w:type="dxa"/>
-            <w:tcMar>
-              <w:top w:w="60" w:type="dxa"/>
-              <w:left w:w="120" w:type="dxa"/>
-              <w:bottom w:w="60" w:type="dxa"/>
-              <w:right w:w="120" w:type="dxa"/>
-            </w:tcMar>
-          </w:tcPr>
-          <w:p>
-            <w:pPr>
-              <w:pStyle w:val="Compact"/>
-              <w:wordWrap w:val="1"/>
+          <w:tcPr/>
+          <w:p>
+            <w:pPr>
+              <w:pStyle w:val="Compact"/>
             </w:pPr>
             <w:r>
               <w:t xml:space="preserve">QP-703</w:t>
@@ -8160,18 +8005,10 @@
       </w:tr>
       <w:tr>
         <w:tc>
-          <w:tcPr>
-            <w:tcMar>
-              <w:top w:w="60" w:type="dxa"/>
-              <w:left w:w="120" w:type="dxa"/>
-              <w:bottom w:w="60" w:type="dxa"/>
-              <w:right w:w="120" w:type="dxa"/>
-            </w:tcMar>
-          </w:tcPr>
-          <w:p>
-            <w:pPr>
-              <w:pStyle w:val="Compact"/>
-              <w:wordWrap w:val="1"/>
+          <w:tcPr/>
+          <w:p>
+            <w:pPr>
+              <w:pStyle w:val="Compact"/>
             </w:pPr>
             <w:r>
               <w:t xml:space="preserve">F-704-07</w:t>
@@ -8179,18 +8016,10 @@
           </w:p>
         </w:tc>
         <w:tc>
-          <w:tcPr>
-            <w:tcMar>
-              <w:top w:w="60" w:type="dxa"/>
-              <w:left w:w="120" w:type="dxa"/>
-              <w:bottom w:w="60" w:type="dxa"/>
-              <w:right w:w="120" w:type="dxa"/>
-            </w:tcMar>
-          </w:tcPr>
-          <w:p>
-            <w:pPr>
-              <w:pStyle w:val="Compact"/>
-              <w:wordWrap w:val="1"/>
+          <w:tcPr/>
+          <w:p>
+            <w:pPr>
+              <w:pStyle w:val="Compact"/>
             </w:pPr>
             <w:r>
               <w:t xml:space="preserve">인식 프로그램 효과성 평가 보고서</w:t>
@@ -8713,8 +8542,8 @@
     <w:rPrDefault>
       <w:rPr>
         <w:rFonts w:asciiTheme="minorHAnsi" w:cstheme="minorBidi" w:eastAsiaTheme="minorEastAsia" w:hAnsiTheme="minorHAnsi"/>
-        <w:sz w:val="24"/>
-        <w:szCs w:val="24"/>
+        <w:sz w:val="20"/>
+        <w:szCs w:val="20"/>
         <w:lang w:bidi="ar-SA" w:eastAsia="zh-CN" w:val="en-US"/>
       </w:rPr>
     </w:rPrDefault>
@@ -8782,8 +8611,8 @@
     </w:pPr>
     <w:rPr>
       <w:rFonts w:asciiTheme="majorHAnsi" w:cstheme="majorBidi" w:eastAsiaTheme="majorEastAsia" w:hAnsiTheme="majorHAnsi"/>
-      <w:sz w:val="56"/>
-      <w:szCs w:val="56"/>
+      <w:sz w:val="44"/>
+      <w:szCs w:val="44"/>
     </w:rPr>
   </w:style>
   <w:style w:customStyle="1" w:styleId="TitleChar" w:type="character">
@@ -8794,8 +8623,8 @@
     <w:rsid w:val="00A10FD9"/>
     <w:rPr>
       <w:rFonts w:asciiTheme="majorHAnsi" w:cstheme="majorBidi" w:eastAsiaTheme="majorEastAsia" w:hAnsiTheme="majorHAnsi"/>
-      <w:sz w:val="56"/>
-      <w:szCs w:val="56"/>
+      <w:sz w:val="44"/>
+      <w:szCs w:val="44"/>
     </w:rPr>
   </w:style>
   <w:style w:styleId="Subtitle" w:type="paragraph">
@@ -8917,8 +8746,8 @@
     <w:rPr>
       <w:rFonts w:asciiTheme="majorHAnsi" w:cstheme="majorBidi" w:eastAsiaTheme="majorEastAsia" w:hAnsiTheme="majorHAnsi"/>
       <w:color w:themeColor="accent1" w:themeShade="BF" w:val="0F4761"/>
-      <w:sz w:val="40"/>
-      <w:szCs w:val="40"/>
+      <w:sz w:val="32"/>
+      <w:szCs w:val="32"/>
     </w:rPr>
   </w:style>
   <w:style w:styleId="Heading2" w:type="paragraph">
@@ -9108,8 +8937,8 @@
     <w:rPr>
       <w:rFonts w:asciiTheme="majorHAnsi" w:cstheme="majorBidi" w:eastAsiaTheme="majorEastAsia" w:hAnsiTheme="majorHAnsi"/>
       <w:color w:themeColor="accent1" w:themeShade="BF" w:val="0F4761"/>
-      <w:sz w:val="40"/>
-      <w:szCs w:val="40"/>
+      <w:sz w:val="32"/>
+      <w:szCs w:val="32"/>
     </w:rPr>
   </w:style>
   <w:style w:customStyle="1" w:styleId="Heading2Char" w:type="character">
